--- a/constitucion_sas_nova_bienestar/docx/02_Cartas_de_aceptacion_de_cargos.docx
+++ b/constitucion_sas_nova_bienestar/docx/02_Cartas_de_aceptacion_de_cargos.docx
@@ -311,10 +311,12 @@
         <w:jc w:val="center"/>
         <w:tblLayout w:type="fixed"/>
         <w:tblLook w:firstColumn="1" w:firstRow="1" w:lastColumn="0" w:lastRow="0" w:noHBand="0" w:noVBand="1" w:val="04A0"/>
+        <w:tblW w:w="9122" w:type="dxa"/>
+        <w:tblLayout w:type="fixed"/>
       </w:tblPr>
       <w:tblGrid>
-        <w:gridCol w:w="4561"/>
-        <w:gridCol w:w="4561"/>
+        <w:gridCol w:w="3649"/>
+        <w:gridCol w:w="5473"/>
       </w:tblGrid>
       <w:tr>
         <w:tc>
@@ -1430,10 +1432,12 @@
         <w:jc w:val="center"/>
         <w:tblLayout w:type="fixed"/>
         <w:tblLook w:firstColumn="1" w:firstRow="1" w:lastColumn="0" w:lastRow="0" w:noHBand="0" w:noVBand="1" w:val="04A0"/>
+        <w:tblW w:w="9122" w:type="dxa"/>
+        <w:tblLayout w:type="fixed"/>
       </w:tblPr>
       <w:tblGrid>
-        <w:gridCol w:w="4561"/>
-        <w:gridCol w:w="4561"/>
+        <w:gridCol w:w="3649"/>
+        <w:gridCol w:w="5473"/>
       </w:tblGrid>
       <w:tr>
         <w:tc>

--- a/constitucion_sas_nova_bienestar/docx/02_Cartas_de_aceptacion_de_cargos.docx
+++ b/constitucion_sas_nova_bienestar/docx/02_Cartas_de_aceptacion_de_cargos.docx
@@ -806,7 +806,7 @@
           <w:i w:val="0"/>
           <w:u w:val="none"/>
         </w:rPr>
-        <w:t>1. Que conozco íntegramente los estatutos sociales de NOVA BIENESTAR INTEGRAL S.A.S. y, en particular, las facultades y limitaciones que el artículo 28 de dichos estatutos impone al representante legal, entre ellas la necesidad de autorización previa de la asamblea general de accionistas para celebrar actos o contratos cuya cuantía individual exceda de quinientos (500) salarios mínimos legales mensuales vigentes.</w:t>
+        <w:t>1. Que conozco íntegramente los estatutos sociales de NOVA BIENESTAR INTEGRAL S.A.S. y, en particular, las facultades y limitaciones que el artículo 28 de dichos estatutos impone al representante legal, entre ellas la necesidad de autorización previa de la asamblea general de accionistas para celebrar actos o contratos cuya cuantía individual exceda de cien (100) salarios mínimos legales mensuales vigentes.</w:t>
       </w:r>
     </w:p>
     <w:p>
@@ -986,72 +986,9 @@
           <w:rFonts w:ascii="Times New Roman" w:hAnsi="Times New Roman"/>
           <w:b w:val="0"/>
           <w:i w:val="0"/>
-          <w:u w:val="single"/>
+          <w:u w:val="none"/>
         </w:rPr>
-        <w:t>_</w:t>
-      </w:r>
-      <w:r>
-        <w:rPr>
-          <w:rFonts w:ascii="Times New Roman" w:hAnsi="Times New Roman"/>
-          <w:b w:val="0"/>
-          <w:i w:val="0"/>
-          <w:u w:val="single"/>
-        </w:rPr>
-        <w:t>_</w:t>
-      </w:r>
-      <w:r>
-        <w:rPr>
-          <w:rFonts w:ascii="Times New Roman" w:hAnsi="Times New Roman"/>
-          <w:b w:val="0"/>
-          <w:i w:val="0"/>
-          <w:u w:val="single"/>
-        </w:rPr>
-        <w:t>_</w:t>
-      </w:r>
-      <w:r>
-        <w:rPr>
-          <w:rFonts w:ascii="Times New Roman" w:hAnsi="Times New Roman"/>
-          <w:b w:val="0"/>
-          <w:i w:val="0"/>
-          <w:u w:val="single"/>
-        </w:rPr>
-        <w:t>_</w:t>
-      </w:r>
-      <w:r>
-        <w:rPr>
-          <w:rFonts w:ascii="Times New Roman" w:hAnsi="Times New Roman"/>
-          <w:b w:val="0"/>
-          <w:i w:val="0"/>
-          <w:u w:val="single"/>
-        </w:rPr>
-        <w:t>_</w:t>
-      </w:r>
-      <w:r>
-        <w:rPr>
-          <w:rFonts w:ascii="Times New Roman" w:hAnsi="Times New Roman"/>
-          <w:b w:val="0"/>
-          <w:i w:val="0"/>
-          <w:u w:val="single"/>
-        </w:rPr>
-        <w:t>_</w:t>
-      </w:r>
-      <w:r>
-        <w:rPr>
-          <w:rFonts w:ascii="Times New Roman" w:hAnsi="Times New Roman"/>
-          <w:b w:val="0"/>
-          <w:i w:val="0"/>
-          <w:u w:val="single"/>
-        </w:rPr>
-        <w:t>_</w:t>
-      </w:r>
-      <w:r>
-        <w:rPr>
-          <w:rFonts w:ascii="Times New Roman" w:hAnsi="Times New Roman"/>
-          <w:b w:val="0"/>
-          <w:i w:val="0"/>
-          <w:u w:val="single"/>
-        </w:rPr>
-        <w:t>_</w:t>
+        <w:t>________________________________________</w:t>
       </w:r>
     </w:p>
     <w:p>
@@ -2111,72 +2048,9 @@
           <w:rFonts w:ascii="Times New Roman" w:hAnsi="Times New Roman"/>
           <w:b w:val="0"/>
           <w:i w:val="0"/>
-          <w:u w:val="single"/>
+          <w:u w:val="none"/>
         </w:rPr>
-        <w:t>_</w:t>
-      </w:r>
-      <w:r>
-        <w:rPr>
-          <w:rFonts w:ascii="Times New Roman" w:hAnsi="Times New Roman"/>
-          <w:b w:val="0"/>
-          <w:i w:val="0"/>
-          <w:u w:val="single"/>
-        </w:rPr>
-        <w:t>_</w:t>
-      </w:r>
-      <w:r>
-        <w:rPr>
-          <w:rFonts w:ascii="Times New Roman" w:hAnsi="Times New Roman"/>
-          <w:b w:val="0"/>
-          <w:i w:val="0"/>
-          <w:u w:val="single"/>
-        </w:rPr>
-        <w:t>_</w:t>
-      </w:r>
-      <w:r>
-        <w:rPr>
-          <w:rFonts w:ascii="Times New Roman" w:hAnsi="Times New Roman"/>
-          <w:b w:val="0"/>
-          <w:i w:val="0"/>
-          <w:u w:val="single"/>
-        </w:rPr>
-        <w:t>_</w:t>
-      </w:r>
-      <w:r>
-        <w:rPr>
-          <w:rFonts w:ascii="Times New Roman" w:hAnsi="Times New Roman"/>
-          <w:b w:val="0"/>
-          <w:i w:val="0"/>
-          <w:u w:val="single"/>
-        </w:rPr>
-        <w:t>_</w:t>
-      </w:r>
-      <w:r>
-        <w:rPr>
-          <w:rFonts w:ascii="Times New Roman" w:hAnsi="Times New Roman"/>
-          <w:b w:val="0"/>
-          <w:i w:val="0"/>
-          <w:u w:val="single"/>
-        </w:rPr>
-        <w:t>_</w:t>
-      </w:r>
-      <w:r>
-        <w:rPr>
-          <w:rFonts w:ascii="Times New Roman" w:hAnsi="Times New Roman"/>
-          <w:b w:val="0"/>
-          <w:i w:val="0"/>
-          <w:u w:val="single"/>
-        </w:rPr>
-        <w:t>_</w:t>
-      </w:r>
-      <w:r>
-        <w:rPr>
-          <w:rFonts w:ascii="Times New Roman" w:hAnsi="Times New Roman"/>
-          <w:b w:val="0"/>
-          <w:i w:val="0"/>
-          <w:u w:val="single"/>
-        </w:rPr>
-        <w:t>_</w:t>
+        <w:t>________________________________________</w:t>
       </w:r>
     </w:p>
     <w:p>

--- a/constitucion_sas_nova_bienestar/docx/02_Cartas_de_aceptacion_de_cargos.docx
+++ b/constitucion_sas_nova_bienestar/docx/02_Cartas_de_aceptacion_de_cargos.docx
@@ -218,7 +218,7 @@
           <w:i w:val="0"/>
           <w:u w:val="none"/>
         </w:rPr>
-        <w:t xml:space="preserve"> expedida en Medellín (Antioquia), domiciliada y residente en el municipio de Medellín, obrando en nombre propio, por medio del presente escrito manifiesto de manera expresa, libre, voluntaria e inequívoca que </w:t>
+        <w:t xml:space="preserve"> expedida en Medellín (Antioquia) el día ____ del mes de ______________ de ________, domiciliada y residente en el municipio de Medellín, obrando en nombre propio, por medio del presente escrito manifiesto de manera expresa, libre, voluntaria e inequívoca que </w:t>
       </w:r>
       <w:r>
         <w:rPr>
@@ -301,7 +301,25 @@
           <w:i w:val="0"/>
           <w:u w:val="none"/>
         </w:rPr>
-        <w:t>, según el cual "para la inscripción de nombramientos de administradores y revisores fiscales se requerirá la aceptación previa de las personas designadas", dejo constancia de la siguiente información:</w:t>
+        <w:t xml:space="preserve">, según el cual "para la inscripción de nombramientos de administradores y revisores fiscales se requerirá la aceptación previa de las personas designadas", y de lo exigido por el numeral 3.1 de la guía registral de la Cámara de Comercio de Medellín para Antioquia —que impone informar el </w:t>
+      </w:r>
+      <w:r>
+        <w:rPr>
+          <w:rFonts w:ascii="Times New Roman" w:hAnsi="Times New Roman"/>
+          <w:b/>
+          <w:i w:val="0"/>
+          <w:u w:val="none"/>
+        </w:rPr>
+        <w:t>número de identificación y la fecha de expedición</w:t>
+      </w:r>
+      <w:r>
+        <w:rPr>
+          <w:rFonts w:ascii="Times New Roman" w:hAnsi="Times New Roman"/>
+          <w:b w:val="0"/>
+          <w:i w:val="0"/>
+          <w:u w:val="none"/>
+        </w:rPr>
+        <w:t xml:space="preserve"> del documento—, dejo constancia de la siguiente información:</w:t>
       </w:r>
     </w:p>
     <w:tbl>
@@ -492,6 +510,60 @@
                 <w:u w:val="none"/>
               </w:rPr>
               <w:t>Medellín (Antioquia)</w:t>
+            </w:r>
+          </w:p>
+        </w:tc>
+      </w:tr>
+      <w:tr>
+        <w:tc>
+          <w:tcPr>
+            <w:tcW w:type="dxa" w:w="3649"/>
+          </w:tcPr>
+          <w:p>
+            <w:pPr>
+              <w:spacing w:after="40" w:before="40" w:line="240" w:lineRule="auto"/>
+              <w:jc w:val="left"/>
+            </w:pPr>
+            <w:r>
+              <w:rPr>
+                <w:rFonts w:ascii="Times New Roman" w:hAnsi="Times New Roman"/>
+                <w:b/>
+                <w:i w:val="0"/>
+                <w:sz w:val="20"/>
+                <w:u w:val="none"/>
+              </w:rPr>
+              <w:t>Fecha de expedición del documento</w:t>
+            </w:r>
+          </w:p>
+        </w:tc>
+        <w:tc>
+          <w:tcPr>
+            <w:tcW w:type="dxa" w:w="5473"/>
+          </w:tcPr>
+          <w:p>
+            <w:pPr>
+              <w:spacing w:after="40" w:before="40" w:line="240" w:lineRule="auto"/>
+              <w:jc w:val="left"/>
+            </w:pPr>
+            <w:r>
+              <w:rPr>
+                <w:rFonts w:ascii="Times New Roman" w:hAnsi="Times New Roman"/>
+                <w:b w:val="0"/>
+                <w:i w:val="0"/>
+                <w:sz w:val="20"/>
+                <w:u w:val="none"/>
+              </w:rPr>
+              <w:t xml:space="preserve">____ / ____ / ________  </w:t>
+            </w:r>
+            <w:r>
+              <w:rPr>
+                <w:rFonts w:ascii="Times New Roman" w:hAnsi="Times New Roman"/>
+                <w:b w:val="0"/>
+                <w:i/>
+                <w:sz w:val="20"/>
+                <w:u w:val="none"/>
+              </w:rPr>
+              <w:t>(dato exigido por el numeral 3.1 de la guía registral)</w:t>
             </w:r>
           </w:p>
         </w:tc>
@@ -1276,7 +1348,7 @@
           <w:i w:val="0"/>
           <w:u w:val="none"/>
         </w:rPr>
-        <w:t xml:space="preserve"> expedida en Envigado (Antioquia), domiciliado y residente en el municipio de Envigado, obrando en nombre propio, por medio del presente escrito manifiesto de manera expresa, libre, voluntaria e inequívoca que </w:t>
+        <w:t xml:space="preserve"> expedida en Envigado (Antioquia) el día ____ del mes de ______________ de ________, domiciliado y residente en el municipio de Envigado, obrando en nombre propio, por medio del presente escrito manifiesto de manera expresa, libre, voluntaria e inequívoca que </w:t>
       </w:r>
       <w:r>
         <w:rPr>
@@ -1359,7 +1431,25 @@
           <w:i w:val="0"/>
           <w:u w:val="none"/>
         </w:rPr>
-        <w:t>, dejo constancia de la siguiente información:</w:t>
+        <w:t xml:space="preserve"> y en el numeral 3.1 de la guía registral de la Cámara de Comercio de Medellín para Antioquia —que impone informar el </w:t>
+      </w:r>
+      <w:r>
+        <w:rPr>
+          <w:rFonts w:ascii="Times New Roman" w:hAnsi="Times New Roman"/>
+          <w:b/>
+          <w:i w:val="0"/>
+          <w:u w:val="none"/>
+        </w:rPr>
+        <w:t>número de identificación y la fecha de expedición</w:t>
+      </w:r>
+      <w:r>
+        <w:rPr>
+          <w:rFonts w:ascii="Times New Roman" w:hAnsi="Times New Roman"/>
+          <w:b w:val="0"/>
+          <w:i w:val="0"/>
+          <w:u w:val="none"/>
+        </w:rPr>
+        <w:t xml:space="preserve"> del documento—, dejo constancia de la siguiente información:</w:t>
       </w:r>
     </w:p>
     <w:tbl>
@@ -1550,6 +1640,60 @@
                 <w:u w:val="none"/>
               </w:rPr>
               <w:t>Envigado (Antioquia)</w:t>
+            </w:r>
+          </w:p>
+        </w:tc>
+      </w:tr>
+      <w:tr>
+        <w:tc>
+          <w:tcPr>
+            <w:tcW w:type="dxa" w:w="3649"/>
+          </w:tcPr>
+          <w:p>
+            <w:pPr>
+              <w:spacing w:after="40" w:before="40" w:line="240" w:lineRule="auto"/>
+              <w:jc w:val="left"/>
+            </w:pPr>
+            <w:r>
+              <w:rPr>
+                <w:rFonts w:ascii="Times New Roman" w:hAnsi="Times New Roman"/>
+                <w:b/>
+                <w:i w:val="0"/>
+                <w:sz w:val="20"/>
+                <w:u w:val="none"/>
+              </w:rPr>
+              <w:t>Fecha de expedición del documento</w:t>
+            </w:r>
+          </w:p>
+        </w:tc>
+        <w:tc>
+          <w:tcPr>
+            <w:tcW w:type="dxa" w:w="5473"/>
+          </w:tcPr>
+          <w:p>
+            <w:pPr>
+              <w:spacing w:after="40" w:before="40" w:line="240" w:lineRule="auto"/>
+              <w:jc w:val="left"/>
+            </w:pPr>
+            <w:r>
+              <w:rPr>
+                <w:rFonts w:ascii="Times New Roman" w:hAnsi="Times New Roman"/>
+                <w:b w:val="0"/>
+                <w:i w:val="0"/>
+                <w:sz w:val="20"/>
+                <w:u w:val="none"/>
+              </w:rPr>
+              <w:t xml:space="preserve">____ / ____ / ________  </w:t>
+            </w:r>
+            <w:r>
+              <w:rPr>
+                <w:rFonts w:ascii="Times New Roman" w:hAnsi="Times New Roman"/>
+                <w:b w:val="0"/>
+                <w:i/>
+                <w:sz w:val="20"/>
+                <w:u w:val="none"/>
+              </w:rPr>
+              <w:t>(dato exigido por el numeral 3.1 de la guía registral)</w:t>
             </w:r>
           </w:p>
         </w:tc>

--- a/constitucion_sas_nova_bienestar/docx/02_Cartas_de_aceptacion_de_cargos.docx
+++ b/constitucion_sas_nova_bienestar/docx/02_Cartas_de_aceptacion_de_cargos.docx
@@ -301,7 +301,7 @@
           <w:i w:val="0"/>
           <w:u w:val="none"/>
         </w:rPr>
-        <w:t xml:space="preserve">, según el cual "para la inscripción de nombramientos de administradores y revisores fiscales se requerirá la aceptación previa de las personas designadas", y de lo exigido por el numeral 3.1 de la guía registral de la Cámara de Comercio de Medellín para Antioquia —que impone informar el </w:t>
+        <w:t xml:space="preserve">, según el cual "para la inscripción de nombramientos de administradores y revisores fiscales se requerirá la aceptación previa de las personas designadas", y de lo exigido por el numeral 3.1 de la guía registral de la Cámara de Comercio de Medellín para Antioquia, que impone informar el </w:t>
       </w:r>
       <w:r>
         <w:rPr>
@@ -319,7 +319,7 @@
           <w:i w:val="0"/>
           <w:u w:val="none"/>
         </w:rPr>
-        <w:t xml:space="preserve"> del documento—, dejo constancia de la siguiente información:</w:t>
+        <w:t xml:space="preserve"> del documento, dejo constancia de la siguiente información:</w:t>
       </w:r>
     </w:p>
     <w:tbl>
@@ -553,7 +553,7 @@
                 <w:sz w:val="20"/>
                 <w:u w:val="none"/>
               </w:rPr>
-              <w:t xml:space="preserve">____ / ____ / ________  </w:t>
+              <w:t xml:space="preserve">____ / ____ / ________ </w:t>
             </w:r>
             <w:r>
               <w:rPr>
@@ -1431,7 +1431,7 @@
           <w:i w:val="0"/>
           <w:u w:val="none"/>
         </w:rPr>
-        <w:t xml:space="preserve"> y en el numeral 3.1 de la guía registral de la Cámara de Comercio de Medellín para Antioquia —que impone informar el </w:t>
+        <w:t xml:space="preserve"> y en el numeral 3.1 de la guía registral de la Cámara de Comercio de Medellín para Antioquia, que impone informar el </w:t>
       </w:r>
       <w:r>
         <w:rPr>
@@ -1449,7 +1449,7 @@
           <w:i w:val="0"/>
           <w:u w:val="none"/>
         </w:rPr>
-        <w:t xml:space="preserve"> del documento—, dejo constancia de la siguiente información:</w:t>
+        <w:t xml:space="preserve"> del documento, dejo constancia de la siguiente información:</w:t>
       </w:r>
     </w:p>
     <w:tbl>
@@ -1683,7 +1683,7 @@
                 <w:sz w:val="20"/>
                 <w:u w:val="none"/>
               </w:rPr>
-              <w:t xml:space="preserve">____ / ____ / ________  </w:t>
+              <w:t xml:space="preserve">____ / ____ / ________ </w:t>
             </w:r>
             <w:r>
               <w:rPr>
@@ -2345,7 +2345,7 @@
         <w:color w:val="555555"/>
         <w:sz w:val="16"/>
       </w:rPr>
-      <w:t>NOVA BIENESTAR INTEGRAL S.A.S. — Aceptaciones de cargo</w:t>
+      <w:t>NOVA BIENESTAR INTEGRAL S.A.S. Aceptaciones de cargo</w:t>
     </w:r>
   </w:p>
 </w:hdr>
